--- a/appendix/core-self-check.docx
+++ b/appendix/core-self-check.docx
@@ -12,7 +12,7 @@
           <w:rFonts w:ascii="Times New Roman" w:hAnsi="Times New Roman" w:eastAsia="微软雅黑"/>
           <w:b/>
           <w:i w:val="0"/>
-          <w:color w:val="1F3964"/>
+          <w:color w:val="4E7EBA"/>
           <w:sz w:val="40"/>
         </w:rPr>
         <w:t>核心知识自测 Self-Check（结合本仓库真实实验）</w:t>
@@ -54,7 +54,7 @@
           <w:rFonts w:ascii="Times New Roman" w:hAnsi="Times New Roman" w:eastAsia="微软雅黑"/>
           <w:b/>
           <w:i w:val="0"/>
-          <w:color w:val="1F3964"/>
+          <w:color w:val="4E7EBA"/>
           <w:sz w:val="32"/>
         </w:rPr>
         <w:t>一、训练流程</w:t>
@@ -320,7 +320,7 @@
           <w:rFonts w:ascii="Times New Roman" w:hAnsi="Times New Roman" w:eastAsia="微软雅黑"/>
           <w:b/>
           <w:i w:val="0"/>
-          <w:color w:val="1F3964"/>
+          <w:color w:val="4E7EBA"/>
           <w:sz w:val="32"/>
         </w:rPr>
         <w:t>二、架构与优化</w:t>
@@ -476,7 +476,7 @@
           <w:rFonts w:ascii="Times New Roman" w:hAnsi="Times New Roman" w:eastAsia="微软雅黑"/>
           <w:b/>
           <w:i w:val="0"/>
-          <w:color w:val="1F3964"/>
+          <w:color w:val="4E7EBA"/>
           <w:sz w:val="32"/>
         </w:rPr>
         <w:t>三、框架与工程选型（03）</w:t>
@@ -576,7 +576,7 @@
           <w:rFonts w:ascii="Times New Roman" w:hAnsi="Times New Roman" w:eastAsia="微软雅黑"/>
           <w:b/>
           <w:i w:val="0"/>
-          <w:color w:val="1F3964"/>
+          <w:color w:val="4E7EBA"/>
           <w:sz w:val="32"/>
         </w:rPr>
         <w:t>四、Agent（04）</w:t>
@@ -676,7 +676,7 @@
           <w:rFonts w:ascii="Times New Roman" w:hAnsi="Times New Roman" w:eastAsia="微软雅黑"/>
           <w:b/>
           <w:i w:val="0"/>
-          <w:color w:val="1F3964"/>
+          <w:color w:val="4E7EBA"/>
           <w:sz w:val="32"/>
         </w:rPr>
         <w:t>五、RAG（05）</w:t>
@@ -776,7 +776,7 @@
           <w:rFonts w:ascii="Times New Roman" w:hAnsi="Times New Roman" w:eastAsia="微软雅黑"/>
           <w:b/>
           <w:i w:val="0"/>
-          <w:color w:val="1F3964"/>
+          <w:color w:val="4E7EBA"/>
           <w:sz w:val="32"/>
         </w:rPr>
         <w:t>数字速记卡</w:t>
@@ -1346,7 +1346,7 @@
       <w:rFonts w:asciiTheme="majorHAnsi" w:eastAsiaTheme="majorEastAsia" w:hAnsiTheme="majorHAnsi" w:cstheme="majorBidi" w:eastAsia="微软雅黑"/>
       <w:b/>
       <w:bCs/>
-      <w:color w:val="365F91" w:themeColor="accent1" w:themeShade="BF"/>
+      <w:color w:val="4E7EBA"/>
       <w:sz w:val="28"/>
       <w:szCs w:val="28"/>
     </w:rPr>
@@ -1370,7 +1370,7 @@
       <w:rFonts w:asciiTheme="majorHAnsi" w:eastAsiaTheme="majorEastAsia" w:hAnsiTheme="majorHAnsi" w:cstheme="majorBidi" w:eastAsia="微软雅黑"/>
       <w:b/>
       <w:bCs/>
-      <w:color w:val="4F81BD" w:themeColor="accent1"/>
+      <w:color w:val="4E7EBA"/>
       <w:sz w:val="26"/>
       <w:szCs w:val="26"/>
     </w:rPr>
@@ -1394,7 +1394,7 @@
       <w:rFonts w:asciiTheme="majorHAnsi" w:eastAsiaTheme="majorEastAsia" w:hAnsiTheme="majorHAnsi" w:cstheme="majorBidi" w:eastAsia="微软雅黑"/>
       <w:b/>
       <w:bCs/>
-      <w:color w:val="4F81BD" w:themeColor="accent1"/>
+      <w:color w:val="4E7EBA"/>
     </w:rPr>
   </w:style>
   <w:style w:type="paragraph" w:styleId="Heading4">
@@ -1419,7 +1419,7 @@
       <w:bCs/>
       <w:i/>
       <w:iCs/>
-      <w:color w:val="4F81BD" w:themeColor="accent1"/>
+      <w:color w:val="4E7EBA"/>
     </w:rPr>
   </w:style>
   <w:style w:type="paragraph" w:styleId="Heading5">
